--- a/Internship_Submission/FSD_Documentation.docx
+++ b/Internship_Submission/FSD_Documentation.docx
@@ -12,7 +12,7 @@
           <w:color w:val="1F4E79"/>
           <w:sz w:val="44"/>
         </w:rPr>
-        <w:t>AeroTrade: Premium Stock Trading Simulation Terminal</w:t>
+        <w:t>shopez_swadeshi: Premium Stock shopez_swadeshi Simulation Terminal</w:t>
         <w:br/>
         <w:t>Functional Specification Document (FSD)</w:t>
       </w:r>
@@ -24,7 +24,7 @@
       <w:r>
         <w:t>Date: 17 June 2026</w:t>
         <w:br/>
-        <w:t>Student Name: Arcot Yashashivini</w:t>
+        <w:t>Student Name: ARCOT YASHASHIVINI</w:t>
         <w:br/>
         <w:t>Team Members: Arcot Yashashivini</w:t>
         <w:br/>
@@ -47,14 +47,14 @@
     </w:p>
     <w:p>
       <w:r>
-        <w:t>Project Title: AeroTrade: Premium Stock Trading Simulation Terminal</w:t>
+        <w:t>Project Title: shopez_swadeshi: Premium Stock shopez_swadeshi Simulation Terminal</w:t>
         <w:br/>
         <w:t>Student Developer: Arcot Yashashivini</w:t>
         <w:br/>
         <w:t>Project Role: Full Stack Developer (Individual Contributor)</w:t>
         <w:br/>
         <w:br/>
-        <w:t>AeroTrade is a premium mock trading platform designed to simulate actual stock market operations in real time. It aims to bridge the gap between financial theory and real-world trading practices by providing a risk-free learning sandbox. Users can monitor stock price changes, view canvas-rendered historical sparkline charts, read live aggregated news, organize customized watchlists, and place virtual BUY/SELL orders. Administrators can add, edit, or delete stocks and audit global transaction logs.</w:t>
+        <w:t>shopez_swadeshi is a premium mock shopez_swadeshi designed to simulate actual stock market operations in real time. It aims to bridge the gap between financial theory and real-world shopez_swadeshi practices by providing a risk-free learning sandbox. Users can monitor stock price changes, view canvas-rendered historical sparkline charts, read live aggregated news, organize customized watchlists, and place virtual BUY/SELL orders. Administrators can add, edit, or delete stocks and audit global transaction logs.</w:t>
       </w:r>
     </w:p>
     <w:p>
@@ -69,14 +69,14 @@
       <w:r>
         <w:t>Purpose:</w:t>
         <w:br/>
-        <w:t>The purpose of AeroTrade is to democratize financial education. By using a simulated environment pre-seeded with virtual cash ($100,000 default balance), the application removes the threat of capital loss that prevents beginners from engaging with the stock market. It provides a visual trading experience modeled after professional web terminals.</w:t>
+        <w:t>The purpose of shopez_swadeshi is to democratize financial education. By using a simulated environment pre-seeded with virtual cash ($100,000 default balance), the application removes the threat of capital loss that prevents beginners from engaging with the stock market. It provides a visual shopez_swadeshi experience modeled after professional web terminals.</w:t>
         <w:br/>
         <w:br/>
         <w:t>Key Features:</w:t>
         <w:br/>
         <w:t>- Trader Dashboard: Real-time price fluctuations flashing green/red, interactive canvas sparkline charts, portfolio trackers, watchlist, sector SVGs, and news tickers.</w:t>
         <w:br/>
-        <w:t>- Simulated Trading Engine: Order execution checks, available balance validation, recalculation of average holdings price, and detailed transaction audits.</w:t>
+        <w:t>- Simulated shopez_swadeshi Engine: Order execution checks, available balance validation, recalculation of average holdings price, and detailed transaction audits.</w:t>
         <w:br/>
         <w:t>- Administrative Panel: GUI-based CRUD controllers to add, edit, or delete stocks, and a platform-wide transaction ledger view.</w:t>
       </w:r>
@@ -115,7 +115,7 @@
         <w:br/>
         <w:t>Installation steps:</w:t>
         <w:br/>
-        <w:t>1. Clone the repository: git clone https://github.com/yashashivini-arcot/AeroTrade.git</w:t>
+        <w:t>1. Clone the repository: git clone https://github.com/yashashivini-arcot/shopez_swadeshi.git</w:t>
         <w:br/>
         <w:t>2. Navigate to backend and create .env file: PORT=5000, JWT_SECRET=secret123</w:t>
         <w:br/>
@@ -222,7 +222,7 @@
     </w:p>
     <w:p>
       <w:r>
-        <w:t>AeroTrade implements secure authentication and authorization handlers:</w:t>
+        <w:t>shopez_swadeshi implements secure authentication and authorization handlers:</w:t>
         <w:br/>
         <w:t>- Password Hashing: Mongoose pre-save middleware intercepts passwords and hashes them using bcryptjs with a work factor of 10.</w:t>
         <w:br/>
@@ -299,7 +299,7 @@
     </w:p>
     <w:p>
       <w:r>
-        <w:t>The application operates locally at http://localhost:5173. Admin accounts preloaded at admin@trading.com (password: admin123) and standard users at user@trading.com (password: password123).</w:t>
+        <w:t>The application operates locally at http://localhost:5173. Admin accounts preloaded at admin@shopez_swadeshi.com (password: admin123) and standard users at user@shopez_swadeshi.com (password: password123).</w:t>
         <w:br/>
         <w:t>UI elements are responsive, drawing canvas graphs dynamically on select and persisting search states.</w:t>
       </w:r>
@@ -331,7 +331,7 @@
       <w:r>
         <w:t>1. OAuth integration: Enable users to log in directly via Google or LinkedIn credentials.</w:t>
         <w:br/>
-        <w:t>2. Real Broker integration: Connect simulated balances to actual paper trading API gateways.</w:t>
+        <w:t>2. Real Broker integration: Connect simulated balances to actual paper shopez_swadeshi API gateways.</w:t>
         <w:br/>
         <w:t>3. Advanced technical indicators: Render EMA, MACD, and Bollinger Bands on the HTML5 canvas sparklines graph.</w:t>
       </w:r>
